--- a/courts/fourth-circuit/virginia/state/court-of-appeals/reply-brief/usage/OUTPUT-reply-brief.docx
+++ b/courts/fourth-circuit/virginia/state/court-of-appeals/reply-brief/usage/OUTPUT-reply-brief.docx
@@ -1149,7 +1149,7 @@
         <w:tab/>
       </w:r>
       <w:r>
-        <w:t xml:space="preserve">11</w:t>
+        <w:t xml:space="preserve">10</w:t>
       </w:r>
     </w:p>
     <w:p>
@@ -1623,7 +1623,7 @@
         <w:tab/>
       </w:r>
       <w:r>
-        <w:t xml:space="preserve">9</w:t>
+        <w:t xml:space="preserve">8</w:t>
       </w:r>
     </w:p>
     <w:p>
@@ -1951,7 +1951,7 @@
         <w:tab/>
       </w:r>
       <w:r>
-        <w:t xml:space="preserve">14, 15</w:t>
+        <w:t xml:space="preserve">14</w:t>
       </w:r>
     </w:p>
     <w:p>
@@ -2181,7 +2181,7 @@
         <w:tab/>
       </w:r>
       <w:r>
-        <w:t xml:space="preserve">5</w:t>
+        <w:t xml:space="preserve">6</w:t>
       </w:r>
     </w:p>
     <w:p>
@@ -2368,7 +2368,7 @@
         <w:tab/>
       </w:r>
       <w:r>
-        <w:t xml:space="preserve">5</w:t>
+        <w:t xml:space="preserve">6</w:t>
       </w:r>
     </w:p>
     <w:p>
@@ -3339,7 +3339,7 @@
         <w:tab/>
       </w:r>
       <w:r>
-        <w:t xml:space="preserve">14</w:t>
+        <w:t xml:space="preserve">13</w:t>
       </w:r>
     </w:p>
     <w:p>
@@ -4212,7 +4212,7 @@
           <w:tab w:val="right" w:leader="dot" w:pos="9360"/>
         </w:tabs>
         <w:spacing w:before="252" w:after="0" w:line="322" w:lineRule="exact"/>
-        <w:ind w:left="720" w:right="1540" w:hanging="720"/>
+        <w:ind w:left="720" w:right="1820" w:hanging="720"/>
       </w:pPr>
       <w:r>
         <w:t xml:space="preserve">Va.</w:t>
@@ -4244,7 +4244,7 @@
         <w:tab/>
       </w:r>
       <w:r>
-        <w:t xml:space="preserve">1, 2, 5, 10, 11</w:t>
+        <w:t xml:space="preserve">1, 2, 5, 6, 10, 11</w:t>
       </w:r>
     </w:p>
     <w:p>
@@ -4913,37 +4913,19 @@
         <w:pStyle w:val="BodyText"/>
       </w:pPr>
       <w:r>
-        <w:t xml:space="preserve">The Virginia Freedom of Information Act (“VFOIA”) requires that “any exemption from public access to records . . . shall be narrowly construed.” Va. Code § 2.2</w:t>
-      </w:r>
-      <w:r>
-        <w:noBreakHyphen/>
-      </w:r>
-      <w:r>
-        <w:t xml:space="preserve">3700(B).</w:t>
-      </w:r>
-      <w:r>
-        <w:t xml:space="preserve"> </w:t>
-      </w:r>
-      <w:r>
-        <w:t xml:space="preserve">Despite this, Appellee (“VADOC”) urges this Court to “broadly” construe Va. Code § 2.2</w:t>
-      </w:r>
-      <w:r>
-        <w:noBreakHyphen/>
-      </w:r>
-      <w:r>
-        <w:t xml:space="preserve">3706(B)⁠(4)</w:t>
-      </w:r>
-      <w:r>
-        <w:t xml:space="preserve"> </w:t>
-      </w:r>
-      <w:r>
-        <w:t xml:space="preserve">(the “Records of Persons Imprisoned Exemption”). Appellee Br. 7–8. And, despite VFOIA’s explicit statutory instruction that “the affairs of government are not intended to be conducted in an atmosphere of secrecy,” Va. Code § 2.2</w:t>
-      </w:r>
-      <w:r>
-        <w:noBreakHyphen/>
-      </w:r>
-      <w:r>
-        <w:t xml:space="preserve">3700(B),</w:t>
+        <w:t xml:space="preserve">The Virginia Freedom of Information Act (“VFOIA”) requires that “any exemption from public access to records ⁠. ⁠. ⁠. shall be narrowly construed.” Va. Code § 2.2-⁠3700(B).</w:t>
+      </w:r>
+      <w:r>
+        <w:t xml:space="preserve"> </w:t>
+      </w:r>
+      <w:r>
+        <w:t xml:space="preserve">Despite this, Appellee (“VADOC”) urges this Court to “broadly” construe Va. Code § 2.2-⁠3706(B)⁠(4)</w:t>
+      </w:r>
+      <w:r>
+        <w:t xml:space="preserve"> </w:t>
+      </w:r>
+      <w:r>
+        <w:t xml:space="preserve">(the “Records of Persons Imprisoned Exemption”). Appellee Br. 7–8. And, despite VFOIA’s explicit statutory instruction that “the affairs of government are not intended to be conducted in an atmosphere of secrecy,” Va. Code § 2.2-⁠3700(B),</w:t>
       </w:r>
       <w:r>
         <w:t xml:space="preserve"> </w:t>
@@ -5419,19 +5401,234 @@
         <w:t xml:space="preserve"> </w:t>
       </w:r>
       <w:r>
-        <w:t xml:space="preserve">Opening Br. 20; R.188:12–90:3. Put differently, is Va. Code § 2.2</w:t>
+        <w:t xml:space="preserve">Opening Br. 20; R.188:12–90:3. Put differently, is Va. Code § 2.2-⁠3706(B)⁠(4)</w:t>
+      </w:r>
+      <w:r>
+        <w:t xml:space="preserve"> </w:t>
+      </w:r>
+      <w:r>
+        <w:t xml:space="preserve">“limited only by the clarification that the records should ‘relate’ to the imprisonment,” as Appellee claims,</w:t>
+      </w:r>
+      <w:r>
+        <w:t xml:space="preserve"> </w:t>
+      </w:r>
+      <w:r>
+        <w:rPr>
+          <w:i/>
+          <w:iCs/>
+        </w:rPr>
+        <w:t xml:space="preserve">see</w:t>
+      </w:r>
+      <w:r>
+        <w:t xml:space="preserve"> </w:t>
+      </w:r>
+      <w:r>
+        <w:t xml:space="preserve">Appellee Br. 8, or does the term “records of person imprisoned” have independent meaning?</w:t>
+      </w:r>
+      <w:r>
+        <w:rPr>
+          <w:rStyle w:val="FootnoteReference"/>
+        </w:rPr>
+        <w:footnoteReference w:id="9"/>
+      </w:r>
+    </w:p>
+    <w:p>
+      <w:pPr>
+        <w:pStyle w:val="BodyText"/>
+      </w:pPr>
+      <w:r>
+        <w:t xml:space="preserve">Appellants’ position is the latter. Specifically, the term “records of persons imprisoned” distinguishes information generated, controlled, or possessed (but for incarceration) by prisoners from other types of information possessed by VADOC, including the documentation of agency action upon prisoners. A record “of” a person imprisoned involves information that would typically otherwise belong to an inmate, but for their incarceration. In contrast, information about VADOC’s actions, if possessed by VADOC, is a record “of” VADOC itself. Opening Br. 13–18.</w:t>
+      </w:r>
+    </w:p>
+    <w:p>
+      <w:pPr>
+        <w:pStyle w:val="BodyTextNote"/>
+      </w:pPr>
+      <w:r>
+        <w:t xml:space="preserve">VADOC misstates the scope and overall operation of VFOIA in an effort to escape this clear meaning. The agency claims, incorrectly, that Appellants’ reading of the exemption would lead to an “absurd result” because information created, controlled, or possessed (but for incarceration) by inmates is not contemplated by VFOIA in the first place. Appellee Br. 8–9. Not so. VFOIA’s definition of “public records” includes documents “in the possession of” a public body. Va. Code § 2.2-⁠3701.</w:t>
+      </w:r>
+      <w:r>
+        <w:t xml:space="preserve"> </w:t>
+      </w:r>
+      <w:r>
+        <w:t xml:space="preserve">Public entities possess many records that contain information they did not generate; often, this information is valuable to public oversight.</w:t>
+      </w:r>
+      <w:r>
+        <w:t xml:space="preserve"> </w:t>
+      </w:r>
+      <w:r>
+        <w:rPr>
+          <w:i/>
+          <w:iCs/>
+        </w:rPr>
+        <w:t xml:space="preserve">See, e.g.</w:t>
+      </w:r>
+      <w:r>
+        <w:t xml:space="preserve">,</w:t>
+      </w:r>
+      <w:r>
+        <w:t xml:space="preserve"> </w:t>
+      </w:r>
+      <w:r>
+        <w:rPr>
+          <w:i/>
+          <w:iCs/>
+        </w:rPr>
+        <w:t xml:space="preserve">Lee BHM</w:t>
+      </w:r>
+      <w:r>
+        <w:rPr>
+          <w:i/>
+          <w:iCs/>
+        </w:rPr>
+        <w:t xml:space="preserve"> </w:t>
+      </w:r>
+      <w:r>
+        <w:rPr>
+          <w:i/>
+          <w:iCs/>
+        </w:rPr>
+        <w:t xml:space="preserve">Corp. v. Sch. Bd. of Richmond</w:t>
+      </w:r>
+      <w:r>
+        <w:t xml:space="preserve">, CL23</w:t>
       </w:r>
       <w:r>
         <w:noBreakHyphen/>
       </w:r>
       <w:r>
-        <w:t xml:space="preserve">3706(B)⁠(4)</w:t>
-      </w:r>
-      <w:r>
-        <w:t xml:space="preserve"> </w:t>
-      </w:r>
-      <w:r>
-        <w:t xml:space="preserve">“limited only by the clarification that the records should ‘relate’ to the imprisonment,” as Appellee claims,</w:t>
+        <w:t xml:space="preserve">5464 at 3, 11–12 (Richmond Cir. Ct. Jan. 16, 2024) (ordering disclosure of report generated by law firm investigating mass shooting occurring after high school graduation ceremony).</w:t>
+      </w:r>
+      <w:r>
+        <w:rPr>
+          <w:rStyle w:val="FootnoteReference"/>
+        </w:rPr>
+        <w:footnoteReference w:id="10"/>
+      </w:r>
+      <w:r>
+        <w:t xml:space="preserve"> </w:t>
+      </w:r>
+      <w:r>
+        <w:t xml:space="preserve">Accordingly, these records are “presumed open, unless an exemption is properly invoked.” Va. Code § 2.2-⁠3700(B).</w:t>
+      </w:r>
+      <w:r>
+        <w:t xml:space="preserve"> </w:t>
+      </w:r>
+      <w:r>
+        <w:t xml:space="preserve">The only way for information in a record possessed by an agency to escape public oversight is for an exemption to apply.</w:t>
+      </w:r>
+      <w:r>
+        <w:t xml:space="preserve"> </w:t>
+      </w:r>
+      <w:r>
+        <w:rPr>
+          <w:i/>
+          <w:iCs/>
+        </w:rPr>
+        <w:t xml:space="preserve">Id.</w:t>
+      </w:r>
+    </w:p>
+    <w:p>
+      <w:pPr>
+        <w:pStyle w:val="BodyText"/>
+      </w:pPr>
+      <w:r>
+        <w:t xml:space="preserve">VADOC is a public body that transacts public business; records that it possesses are contemplated under Va. Code § 2.2-⁠3701.</w:t>
+      </w:r>
+      <w:r>
+        <w:t xml:space="preserve"> </w:t>
+      </w:r>
+      <w:r>
+        <w:t xml:space="preserve">Nothing in the statute supports VADOC’s apparent assertion that public records are only those “created in the transaction of public business.” Appellee Br. 9 (emphasis added). The dicta VADOC quotes from</w:t>
+      </w:r>
+      <w:r>
+        <w:t xml:space="preserve"> </w:t>
+      </w:r>
+      <w:r>
+        <w:rPr>
+          <w:i/>
+          <w:iCs/>
+        </w:rPr>
+        <w:t xml:space="preserve">American Tradition Institute v. Rector and Visitors of the University of Virginia</w:t>
+      </w:r>
+      <w:r>
+        <w:t xml:space="preserve">, stands, at most, for the proposition that a public employee’s private email account is not subject to VFOIA because it is not “in the custody of a public body.” 287 Va. 330,</w:t>
+      </w:r>
+      <w:r>
+        <w:t xml:space="preserve"> </w:t>
+      </w:r>
+      <w:r>
+        <w:t xml:space="preserve">339–40 (2014). But here, the reality of incarceration is that VADOC is “in the custody of” extensive information created or controlled by inmates, because VADOC is legislatively tasked with maintaining custody over thousands of individuals—this is the agency’s “transaction of public business.” Va. Code § 2.2-⁠3701.</w:t>
+      </w:r>
+    </w:p>
+    <w:p>
+      <w:pPr>
+        <w:pStyle w:val="BodyTextNote"/>
+      </w:pPr>
+      <w:r>
+        <w:t xml:space="preserve">To name a few examples, VADOC holds “Educational and Vocational Records” and “Personal Property Inventories” within an inmate’s file. Opening Br. 15 &amp; n.23. VADOC would not possess the information in these records but for incarceration.</w:t>
+      </w:r>
+      <w:r>
+        <w:rPr>
+          <w:rStyle w:val="FootnoteReference"/>
+        </w:rPr>
+        <w:footnoteReference w:id="11"/>
+      </w:r>
+      <w:r>
+        <w:t xml:space="preserve"> </w:t>
+      </w:r>
+      <w:r>
+        <w:t xml:space="preserve">Similarly, VADOC retains copies of what it deems “unauthorized” correspondence to inmates,</w:t>
+      </w:r>
+      <w:r>
+        <w:rPr>
+          <w:rStyle w:val="FootnoteReference"/>
+        </w:rPr>
+        <w:footnoteReference w:id="12"/>
+      </w:r>
+      <w:r>
+        <w:t xml:space="preserve"> </w:t>
+      </w:r>
+      <w:r>
+        <w:t xml:space="preserve">and it “monitors and records” phone calls made by inmates.</w:t>
+      </w:r>
+      <w:r>
+        <w:rPr>
+          <w:rStyle w:val="FootnoteReference"/>
+        </w:rPr>
+        <w:footnoteReference w:id="13"/>
+      </w:r>
+      <w:r>
+        <w:t xml:space="preserve"> </w:t>
+      </w:r>
+      <w:r>
+        <w:t xml:space="preserve">Again, while possessed by VADOC in its transaction of public business, this information does not necessarily shed light on “action taken [by] any level of government,” Va. Code § 2.2-⁠3700(B).</w:t>
+      </w:r>
+      <w:r>
+        <w:t xml:space="preserve"> </w:t>
+      </w:r>
+      <w:r>
+        <w:t xml:space="preserve">Accordingly, to the extent it “relate[s] to the imprisonment,” Va. Code § 2.2-⁠3706(B)⁠(4),</w:t>
+      </w:r>
+      <w:r>
+        <w:t xml:space="preserve"> </w:t>
+      </w:r>
+      <w:r>
+        <w:t xml:space="preserve">the General Assembly has seen fit to exclude it from mandatory disclosure.</w:t>
+      </w:r>
+    </w:p>
+    <w:p>
+      <w:pPr>
+        <w:pStyle w:val="BodyTextNote"/>
+      </w:pPr>
+      <w:r>
+        <w:t xml:space="preserve">Unsurprisingly, the Attorney General Opinion cited by VADOC largely comports with this view. 1987 Att’y</w:t>
+      </w:r>
+      <w:r>
+        <w:t xml:space="preserve"> </w:t>
+      </w:r>
+      <w:r>
+        <w:t xml:space="preserve">Gen. Va. 37, R.121–2;</w:t>
       </w:r>
       <w:r>
         <w:t xml:space="preserve"> </w:t>
@@ -5447,21 +5644,72 @@
         <w:t xml:space="preserve"> </w:t>
       </w:r>
       <w:r>
-        <w:t xml:space="preserve">Appellee Br. 8, or does the term “records of person imprisoned” have independent meaning?</w:t>
+        <w:t xml:space="preserve">Appellee Br. 12. The requester sought a jail log—a record of inmate correspondence, visits, medical care, attorney visits, and discipline.</w:t>
+      </w:r>
+      <w:r>
+        <w:t xml:space="preserve"> </w:t>
+      </w:r>
+      <w:r>
+        <w:rPr>
+          <w:i/>
+          <w:iCs/>
+        </w:rPr>
+        <w:t xml:space="preserve">Id.</w:t>
       </w:r>
       <w:r>
         <w:rPr>
           <w:rStyle w:val="FootnoteReference"/>
         </w:rPr>
-        <w:footnoteReference w:id="9"/>
-      </w:r>
-    </w:p>
-    <w:p>
-      <w:pPr>
-        <w:pStyle w:val="BodyText"/>
-      </w:pPr>
-      <w:r>
-        <w:t xml:space="preserve">Appellants’ position is the latter. Specifically, the term “records of persons imprisoned” distinguishes information generated, controlled, or possessed (but for incarceration) by prisoners from other types of information possessed by VADOC, including the documentation of agency action upon prisoners. A record “of” a person imprisoned involves information that would typically otherwise belong to an inmate, but for their incarceration. In contrast, information about VADOC’s actions, if possessed by VADOC, is a record “of” VADOC itself. Opening Br. 13–18.</w:t>
+        <w:footnoteReference w:id="14"/>
+      </w:r>
+      <w:r>
+        <w:t xml:space="preserve"> </w:t>
+      </w:r>
+      <w:r>
+        <w:t xml:space="preserve">For the most part, this is information generated or controlled by a private individual that a public body only possessed because of that person’s incarceration. Likewise, the withheld records in</w:t>
+      </w:r>
+      <w:r>
+        <w:t xml:space="preserve"> </w:t>
+      </w:r>
+      <w:r>
+        <w:rPr>
+          <w:i/>
+          <w:iCs/>
+        </w:rPr>
+        <w:t xml:space="preserve">Zabala</w:t>
+      </w:r>
+      <w:r>
+        <w:rPr>
+          <w:i/>
+          <w:iCs/>
+        </w:rPr>
+        <w:t xml:space="preserve"> </w:t>
+      </w:r>
+      <w:r>
+        <w:rPr>
+          <w:i/>
+          <w:iCs/>
+        </w:rPr>
+        <w:t xml:space="preserve">v. Okanogan County</w:t>
+      </w:r>
+      <w:r>
+        <w:t xml:space="preserve">, 5 App. 2d 517, 527 (Wash. Ct. App. 2018)—recordings of inmates’ private telephone conversations—fit cleanly within Appellants’ asserted construction of the exemption.</w:t>
+      </w:r>
+      <w:r>
+        <w:t xml:space="preserve"> </w:t>
+      </w:r>
+      <w:r>
+        <w:rPr>
+          <w:i/>
+          <w:iCs/>
+        </w:rPr>
+        <w:t xml:space="preserve">See</w:t>
+      </w:r>
+      <w:r>
+        <w:t xml:space="preserve"> </w:t>
+      </w:r>
+      <w:r>
+        <w:t xml:space="preserve">Appellee Br. 14.</w:t>
       </w:r>
     </w:p>
     <w:p>
@@ -5469,339 +5717,19 @@
         <w:pStyle w:val="BodyTextNote"/>
       </w:pPr>
       <w:r>
-        <w:t xml:space="preserve">VADOC misstates the scope and overall operation of VFOIA in an effort to escape this clear meaning. The agency claims, incorrectly, that Appellants’ reading of the exemption would lead to an “absurd result” because information created, controlled, or possessed (but for incarceration) by inmates is not contemplated by VFOIA in the first place. Appellee Br. 8–9. Not so. VFOIA’s definition of “public records” includes documents “in the possession of” a public body. Va. Code § 2.2</w:t>
-      </w:r>
-      <w:r>
-        <w:noBreakHyphen/>
-      </w:r>
-      <w:r>
-        <w:t xml:space="preserve">3701.</w:t>
-      </w:r>
-      <w:r>
-        <w:t xml:space="preserve"> </w:t>
-      </w:r>
-      <w:r>
-        <w:t xml:space="preserve">Public entities possess many records that contain information they did not generate; often, this information is valuable to public oversight.</w:t>
-      </w:r>
-      <w:r>
-        <w:t xml:space="preserve"> </w:t>
-      </w:r>
-      <w:r>
-        <w:rPr>
-          <w:i/>
-          <w:iCs/>
-        </w:rPr>
-        <w:t xml:space="preserve">See, e.g.</w:t>
-      </w:r>
-      <w:r>
-        <w:t xml:space="preserve">,</w:t>
-      </w:r>
-      <w:r>
-        <w:t xml:space="preserve"> </w:t>
-      </w:r>
-      <w:r>
-        <w:rPr>
-          <w:i/>
-          <w:iCs/>
-        </w:rPr>
-        <w:t xml:space="preserve">Lee BHM</w:t>
-      </w:r>
-      <w:r>
-        <w:rPr>
-          <w:i/>
-          <w:iCs/>
-        </w:rPr>
-        <w:t xml:space="preserve"> </w:t>
-      </w:r>
-      <w:r>
-        <w:rPr>
-          <w:i/>
-          <w:iCs/>
-        </w:rPr>
-        <w:t xml:space="preserve">Corp. v. Sch. Bd. of Richmond</w:t>
-      </w:r>
-      <w:r>
-        <w:t xml:space="preserve">, CL23</w:t>
-      </w:r>
-      <w:r>
-        <w:noBreakHyphen/>
-      </w:r>
-      <w:r>
-        <w:t xml:space="preserve">5464 at 3, 11–12 (Richmond Cir. Ct. Jan. 16, 2024) (ordering disclosure of report generated by law firm investigating mass shooting occurring after high school graduation ceremony).</w:t>
+        <w:t xml:space="preserve">In contrast, records that document agency action implicate VFOIA’s fundamental purpose—they allow the public to scrutinize potentially controversial “affairs of government” taken in the public’s name. Va. Code § 2.2-⁠3700(B).</w:t>
       </w:r>
       <w:r>
         <w:rPr>
           <w:rStyle w:val="FootnoteReference"/>
         </w:rPr>
-        <w:footnoteReference w:id="10"/>
-      </w:r>
-      <w:r>
-        <w:t xml:space="preserve"> </w:t>
-      </w:r>
-      <w:r>
-        <w:t xml:space="preserve">Accordingly, these records are “presumed open, unless an exemption is properly invoked.” Va. Code § 2.2</w:t>
-      </w:r>
-      <w:r>
-        <w:noBreakHyphen/>
-      </w:r>
-      <w:r>
-        <w:t xml:space="preserve">3700(B).</w:t>
-      </w:r>
-      <w:r>
-        <w:t xml:space="preserve"> </w:t>
-      </w:r>
-      <w:r>
-        <w:t xml:space="preserve">The only way for information in a record possessed by an agency to escape public oversight is for an exemption to apply.</w:t>
-      </w:r>
-      <w:r>
-        <w:t xml:space="preserve"> </w:t>
-      </w:r>
-      <w:r>
-        <w:rPr>
-          <w:i/>
-          <w:iCs/>
-        </w:rPr>
-        <w:t xml:space="preserve">Id.</w:t>
-      </w:r>
-    </w:p>
-    <w:p>
-      <w:pPr>
-        <w:pStyle w:val="BodyText"/>
-      </w:pPr>
-      <w:r>
-        <w:t xml:space="preserve">VADOC is a public body that transacts public business; records that it possesses are contemplated under Va. Code § 2.2</w:t>
-      </w:r>
-      <w:r>
-        <w:noBreakHyphen/>
-      </w:r>
-      <w:r>
-        <w:t xml:space="preserve">3701.</w:t>
-      </w:r>
-      <w:r>
-        <w:t xml:space="preserve"> </w:t>
-      </w:r>
-      <w:r>
-        <w:t xml:space="preserve">Nothing in the statute supports VADOC’s apparent assertion that public records are only those “created in the transaction of public business.” Appellee Br. 9 (emphasis added). The dicta VADOC quotes from</w:t>
-      </w:r>
-      <w:r>
-        <w:t xml:space="preserve"> </w:t>
-      </w:r>
-      <w:r>
-        <w:rPr>
-          <w:i/>
-          <w:iCs/>
-        </w:rPr>
-        <w:t xml:space="preserve">American Tradition Institute v. Rector and Visitors of the University of Virginia</w:t>
-      </w:r>
-      <w:r>
-        <w:t xml:space="preserve">, stands, at most, for the proposition that a public employee’s private email account is not subject to VFOIA because it is not “in the custody of a public body.” 287 Va. 330,</w:t>
-      </w:r>
-      <w:r>
-        <w:t xml:space="preserve"> </w:t>
-      </w:r>
-      <w:r>
-        <w:t xml:space="preserve">339–40 (2014). But here, the reality of incarceration is that VADOC is “in the custody of” extensive information created or controlled by inmates, because VADOC is legislatively tasked with maintaining custody over thousands of individuals—this is the agency’s “transaction of public business.” Va. Code § 2.2</w:t>
-      </w:r>
-      <w:r>
-        <w:noBreakHyphen/>
-      </w:r>
-      <w:r>
-        <w:t xml:space="preserve">3701.</w:t>
-      </w:r>
-    </w:p>
-    <w:p>
-      <w:pPr>
-        <w:pStyle w:val="BodyTextNote"/>
-      </w:pPr>
-      <w:r>
-        <w:t xml:space="preserve">To name a few examples, VADOC holds “Educational and Vocational Records” and “Personal Property Inventories” within an inmate’s file. Opening Br. 15 &amp; n.23. VADOC would not possess the information in these records but for incarceration.</w:t>
-      </w:r>
-      <w:r>
-        <w:rPr>
-          <w:rStyle w:val="FootnoteReference"/>
-        </w:rPr>
-        <w:footnoteReference w:id="11"/>
-      </w:r>
-      <w:r>
-        <w:t xml:space="preserve"> </w:t>
-      </w:r>
-      <w:r>
-        <w:t xml:space="preserve">Similarly, VADOC retains copies of what it deems “unauthorized” correspondence to inmates,</w:t>
-      </w:r>
-      <w:r>
-        <w:rPr>
-          <w:rStyle w:val="FootnoteReference"/>
-        </w:rPr>
-        <w:footnoteReference w:id="12"/>
-      </w:r>
-      <w:r>
-        <w:t xml:space="preserve"> </w:t>
-      </w:r>
-      <w:r>
-        <w:t xml:space="preserve">and it “monitors and records” phone calls made by inmates.</w:t>
-      </w:r>
-      <w:r>
-        <w:rPr>
-          <w:rStyle w:val="FootnoteReference"/>
-        </w:rPr>
-        <w:footnoteReference w:id="13"/>
-      </w:r>
-      <w:r>
-        <w:t xml:space="preserve"> </w:t>
-      </w:r>
-      <w:r>
-        <w:t xml:space="preserve">Again, while possessed by VADOC in its transaction of public business, this information does not necessarily shed light on “action taken [by] any level of government,” Va. Code § 2.2</w:t>
-      </w:r>
-      <w:r>
-        <w:noBreakHyphen/>
-      </w:r>
-      <w:r>
-        <w:t xml:space="preserve">3700(B).</w:t>
-      </w:r>
-      <w:r>
-        <w:t xml:space="preserve"> </w:t>
-      </w:r>
-      <w:r>
-        <w:t xml:space="preserve">Accordingly, to the extent it “relate[s] to the imprisonment,” Va. Code § 2.2</w:t>
-      </w:r>
-      <w:r>
-        <w:noBreakHyphen/>
-      </w:r>
-      <w:r>
-        <w:t xml:space="preserve">3706(B)⁠(4),</w:t>
-      </w:r>
-      <w:r>
-        <w:t xml:space="preserve"> </w:t>
-      </w:r>
-      <w:r>
-        <w:t xml:space="preserve">the General Assembly has seen fit to exclude it from mandatory disclosure.</w:t>
-      </w:r>
-    </w:p>
-    <w:p>
-      <w:pPr>
-        <w:pStyle w:val="BodyTextNote"/>
-      </w:pPr>
-      <w:r>
-        <w:t xml:space="preserve">Unsurprisingly, the Attorney General Opinion cited by VADOC largely comports with this view. 1987 Att’y</w:t>
-      </w:r>
-      <w:r>
-        <w:t xml:space="preserve"> </w:t>
-      </w:r>
-      <w:r>
-        <w:t xml:space="preserve">Gen. Va. 37, R.121–2;</w:t>
-      </w:r>
-      <w:r>
-        <w:t xml:space="preserve"> </w:t>
-      </w:r>
-      <w:r>
-        <w:rPr>
-          <w:i/>
-          <w:iCs/>
-        </w:rPr>
-        <w:t xml:space="preserve">see</w:t>
-      </w:r>
-      <w:r>
-        <w:t xml:space="preserve"> </w:t>
-      </w:r>
-      <w:r>
-        <w:t xml:space="preserve">Appellee Br. 12. The requester sought a jail log—a record of inmate correspondence, visits, medical care, attorney visits, and discipline.</w:t>
-      </w:r>
-      <w:r>
-        <w:t xml:space="preserve"> </w:t>
-      </w:r>
-      <w:r>
-        <w:rPr>
-          <w:i/>
-          <w:iCs/>
-        </w:rPr>
-        <w:t xml:space="preserve">Id.</w:t>
-      </w:r>
-      <w:r>
-        <w:rPr>
-          <w:rStyle w:val="FootnoteReference"/>
-        </w:rPr>
-        <w:footnoteReference w:id="14"/>
-      </w:r>
-      <w:r>
-        <w:t xml:space="preserve"> </w:t>
-      </w:r>
-      <w:r>
-        <w:t xml:space="preserve">For the most part, this is information generated or controlled by a private individual that a public body only possessed because of that person’s incarceration. Likewise, the withheld records in</w:t>
-      </w:r>
-      <w:r>
-        <w:t xml:space="preserve"> </w:t>
-      </w:r>
-      <w:r>
-        <w:rPr>
-          <w:i/>
-          <w:iCs/>
-        </w:rPr>
-        <w:t xml:space="preserve">Zabala</w:t>
-      </w:r>
-      <w:r>
-        <w:rPr>
-          <w:i/>
-          <w:iCs/>
-        </w:rPr>
-        <w:t xml:space="preserve"> </w:t>
-      </w:r>
-      <w:r>
-        <w:rPr>
-          <w:i/>
-          <w:iCs/>
-        </w:rPr>
-        <w:t xml:space="preserve">v. Okanogan County</w:t>
-      </w:r>
-      <w:r>
-        <w:t xml:space="preserve">, 5 App. 2d 517, 527 (Wash. Ct. App. 2018)—recordings of inmates’ private telephone conversations—fit cleanly within Appellants’ asserted construction of the exemption.</w:t>
-      </w:r>
-      <w:r>
-        <w:t xml:space="preserve"> </w:t>
-      </w:r>
-      <w:r>
-        <w:rPr>
-          <w:i/>
-          <w:iCs/>
-        </w:rPr>
-        <w:t xml:space="preserve">See</w:t>
-      </w:r>
-      <w:r>
-        <w:t xml:space="preserve"> </w:t>
-      </w:r>
-      <w:r>
-        <w:t xml:space="preserve">Appellee Br. 14.</w:t>
-      </w:r>
-    </w:p>
-    <w:p>
-      <w:pPr>
-        <w:pStyle w:val="BodyTextNote"/>
-      </w:pPr>
-      <w:r>
-        <w:t xml:space="preserve">In contrast, records that document agency action implicate VFOIA’s fundamental purpose—they allow the public to scrutinize potentially controversial “affairs of government” taken in the public’s name. Va. Code § 2.2</w:t>
-      </w:r>
-      <w:r>
-        <w:noBreakHyphen/>
-      </w:r>
-      <w:r>
-        <w:t xml:space="preserve">3700(B).</w:t>
-      </w:r>
-      <w:r>
-        <w:rPr>
-          <w:rStyle w:val="FootnoteReference"/>
-        </w:rPr>
         <w:footnoteReference w:id="15"/>
       </w:r>
       <w:r>
         <w:t xml:space="preserve"> </w:t>
       </w:r>
       <w:r>
-        <w:t xml:space="preserve">The General Assembly has instructed that exemptions “shall be narrowly construed” because those affairs “are not intended to be conducted in an atmosphere of secrecy.” Va. Code § 2.2</w:t>
-      </w:r>
-      <w:r>
-        <w:noBreakHyphen/>
-      </w:r>
-      <w:r>
-        <w:t xml:space="preserve">3700(B).</w:t>
+        <w:t xml:space="preserve">The General Assembly has instructed that exemptions “shall be narrowly construed” because those affairs “are not intended to be conducted in an atmosphere of secrecy.” Va. Code § 2.2-⁠3700(B).</w:t>
       </w:r>
       <w:r>
         <w:t xml:space="preserve"> </w:t>
@@ -5823,13 +5751,7 @@
         <w:t xml:space="preserve"> </w:t>
       </w:r>
       <w:r>
-        <w:t xml:space="preserve">at 7–8. This would undermine the legislature’s explicit intent to “ensure[] the people of the Commonwealth ready access to public records in the custody of a public body.” Va. Code § 2.2</w:t>
-      </w:r>
-      <w:r>
-        <w:noBreakHyphen/>
-      </w:r>
-      <w:r>
-        <w:t xml:space="preserve">3700(B).</w:t>
+        <w:t xml:space="preserve">at 7–8. This would undermine the legislature’s explicit intent to “ensure[] the people of the Commonwealth ready access to public records in the custody of a public body.” Va. Code § 2.2-⁠3700(B).</w:t>
       </w:r>
       <w:r>
         <w:t xml:space="preserve"> </w:t>
@@ -6208,7 +6130,7 @@
         <w:pStyle w:val="XdQuoteOnly"/>
       </w:pPr>
       <w:r>
-        <w:t xml:space="preserve">THE COURT: We’ll hear your argument now . . . with regard to the legal issues as to whether or not . . . the [Records of Persons Imprisoned Exemption] is applicable here and the degree that it is. And if we have to find another date, we’ll find another date, but I’ll hear you on [the legal issues] first.</w:t>
+        <w:t xml:space="preserve">THE COURT: We’ll hear your argument now ⁠. ⁠. ⁠. with regard to the legal issues as to whether or not ⁠. ⁠. ⁠. the [Records of Persons Imprisoned Exemption] is applicable here and the degree that it is. And if we have to find another date, we’ll find another date, but I’ll hear you on [the legal issues] first.</w:t>
       </w:r>
     </w:p>
     <w:p>
@@ -6350,7 +6272,7 @@
         <w:t xml:space="preserve"> </w:t>
       </w:r>
       <w:r>
-        <w:t xml:space="preserve">R.125–128. “[M]ere affidavits, taken . . . in the absence of the other party and without notice, have no weight as evidence, and ought not to be considered as testimony in the cause unless the parties consent to the use.”</w:t>
+        <w:t xml:space="preserve">R.125–128. “[M]ere affidavits, taken ⁠. ⁠. ⁠. in the absence of the other party and without notice, have no weight as evidence, and ought not to be considered as testimony in the cause unless the parties consent to the use.”</w:t>
       </w:r>
       <w:r>
         <w:t xml:space="preserve"> </w:t>
@@ -6435,7 +6357,7 @@
         <w:t xml:space="preserve">v. Commonwealth</w:t>
       </w:r>
       <w:r>
-        <w:t xml:space="preserve">; there was no VADOC evidence to “determin[e] . . . the admissibility of.” 63 Va. App. 727, 737 (2014). Likewise,</w:t>
+        <w:t xml:space="preserve">; there was no VADOC evidence to “determin[e] ⁠. ⁠. ⁠. the admissibility of.” 63 Va. App. 727, 737 (2014). Likewise,</w:t>
       </w:r>
       <w:r>
         <w:t xml:space="preserve"> </w:t>
@@ -6562,13 +6484,7 @@
         <w:t xml:space="preserve"> </w:t>
       </w:r>
       <w:r>
-        <w:t xml:space="preserve">VADOC’s acknowledgment that Mr. Fulmer was “present,” Appellee Br. 20 n.4, only makes matters worse, given that the circuit court was required to find that VADOC carried its burden to prove “by a preponderance of the evidence” that the asserted exemption applied. Va. Code § 2.2</w:t>
-      </w:r>
-      <w:r>
-        <w:noBreakHyphen/>
-      </w:r>
-      <w:r>
-        <w:t xml:space="preserve">3713(E).</w:t>
+        <w:t xml:space="preserve">VADOC’s acknowledgment that Mr. Fulmer was “present,” Appellee Br. 20 n.4, only makes matters worse, given that the circuit court was required to find that VADOC carried its burden to prove “by a preponderance of the evidence” that the asserted exemption applied. Va. Code § 2.2-⁠3713(E).</w:t>
       </w:r>
     </w:p>
     <w:p>
@@ -6589,13 +6505,7 @@
         <w:t xml:space="preserve">Suffolk City Sch. Bd. v. Wahlstrom</w:t>
       </w:r>
       <w:r>
-        <w:t xml:space="preserve">, 302 Va. 188, 15–16 (2023)); Appellee Br. 16. The four recordings in evidence demonstrate that the circuit court was plainly wrong to find that “the entire contents of the audio recordings fall within the scope of [Va.] Code § 2.2</w:t>
-      </w:r>
-      <w:r>
-        <w:noBreakHyphen/>
-      </w:r>
-      <w:r>
-        <w:t xml:space="preserve">3706(B)⁠(4).”</w:t>
+        <w:t xml:space="preserve">, 302 Va. 188, 15–16 (2023)); Appellee Br. 16. The four recordings in evidence demonstrate that the circuit court was plainly wrong to find that “the entire contents of the audio recordings fall within the scope of [Va.] Code § 2.2-⁠3706(B)⁠(4).”</w:t>
       </w:r>
       <w:r>
         <w:t xml:space="preserve"> </w:t>
@@ -6956,43 +6866,108 @@
         <w:t xml:space="preserve">v. Town of South Hill</w:t>
       </w:r>
       <w:r>
-        <w:t xml:space="preserve">, 301 Va. 416, 428 (2022) (“[T]he General Assembly enacted a right of redaction, intended to reverse this Court’s [Surovell] decision.”). It is true that the General Assembly did not amend § 2.2</w:t>
+        <w:t xml:space="preserve">, 301 Va. 416, 428 (2022) (“[T]he General Assembly enacted a right of redaction, intended to reverse this Court’s [Surovell] decision.”). It is true that the General Assembly did not amend § 2.2-⁠3706(B)⁠(4)</w:t>
+      </w:r>
+      <w:r>
+        <w:t xml:space="preserve"> </w:t>
+      </w:r>
+      <w:r>
+        <w:t xml:space="preserve">in 2016—it did not need to. Instead, the General Assembly created a blanket rule that touched every VFOIA exemption and allowed for partial redaction and release of public records.</w:t>
+      </w:r>
+    </w:p>
+    <w:p>
+      <w:pPr>
+        <w:pStyle w:val="BodyText"/>
+      </w:pPr>
+      <w:r>
+        <w:t xml:space="preserve">Here, that rule requires VADOC to release any portions of the audio tapes that are (i) not “records of persons imprisoned” and/​or (ii) not “related to the imprisonment.” VADOC recognizes as much, conceding that if portions of the recordings do not “relate to” an inmate’s imprisonment, those portions would be subject to redaction and release.</w:t>
+      </w:r>
+      <w:r>
+        <w:t xml:space="preserve"> </w:t>
+      </w:r>
+      <w:r>
+        <w:rPr>
+          <w:i/>
+          <w:iCs/>
+        </w:rPr>
+        <w:t xml:space="preserve">See</w:t>
+      </w:r>
+      <w:r>
+        <w:t xml:space="preserve"> </w:t>
+      </w:r>
+      <w:r>
+        <w:t xml:space="preserve">Appellee Br. 24, n.6. But contrary to VADOC’s assertion, Appellants have not abandoned any argument with respect to redaction.</w:t>
+      </w:r>
+      <w:r>
+        <w:t xml:space="preserve"> </w:t>
+      </w:r>
+      <w:r>
+        <w:rPr>
+          <w:i/>
+          <w:iCs/>
+        </w:rPr>
+        <w:t xml:space="preserve">Id.</w:t>
+      </w:r>
+      <w:r>
+        <w:t xml:space="preserve"> </w:t>
+      </w:r>
+      <w:r>
+        <w:t xml:space="preserve">While Appellants do not press their prior textual argument that execution is distinct from imprisonment as a matter of law, R.55, to the extent an exemption applies, the lower court must still take evidence to determine what portions of the tapes can be properly exempted. This includes a determination of which portions relate to imprisonment and which do not. That process has not happened yet because, as explained</w:t>
+      </w:r>
+      <w:r>
+        <w:t xml:space="preserve"> </w:t>
+      </w:r>
+      <w:r>
+        <w:rPr>
+          <w:i/>
+          <w:iCs/>
+        </w:rPr>
+        <w:t xml:space="preserve">supra</w:t>
+      </w:r>
+      <w:r>
+        <w:t xml:space="preserve">, the circuit court directed VADOC to only present legal argument.</w:t>
+      </w:r>
+    </w:p>
+    <w:p>
+      <w:pPr>
+        <w:pStyle w:val="BodyTextNote"/>
+      </w:pPr>
+      <w:r>
+        <w:t xml:space="preserve">The FOIA Advisory Council did not opine that exemptions may be “categorical” in the sense meant by VADOC.</w:t>
+      </w:r>
+      <w:r>
+        <w:t xml:space="preserve"> </w:t>
+      </w:r>
+      <w:r>
+        <w:rPr>
+          <w:i/>
+          <w:iCs/>
+        </w:rPr>
+        <w:t xml:space="preserve">See</w:t>
+      </w:r>
+      <w:r>
+        <w:t xml:space="preserve"> </w:t>
+      </w:r>
+      <w:r>
+        <w:t xml:space="preserve">Appellee Br. 25. Rather, that body’s nonbinding opinion about school records suggests that wholesale withholding is only appropriate if even near-total redaction would still lead to the disclosure of exempt portions of a record. FOIA Advisory Opinion AO</w:t>
       </w:r>
       <w:r>
         <w:noBreakHyphen/>
       </w:r>
       <w:r>
-        <w:t xml:space="preserve">3706(B)⁠(4)</w:t>
-      </w:r>
-      <w:r>
-        <w:t xml:space="preserve"> </w:t>
-      </w:r>
-      <w:r>
-        <w:t xml:space="preserve">in 2016—it did not need to. Instead, the General Assembly created a blanket rule that touched every VFOIA exemption and allowed for partial redaction and release of public records.</w:t>
-      </w:r>
-    </w:p>
-    <w:p>
-      <w:pPr>
-        <w:pStyle w:val="BodyText"/>
-      </w:pPr>
-      <w:r>
-        <w:t xml:space="preserve">Here, that rule requires VADOC to release any portions of the audio tapes that are (i) not “records of persons imprisoned” and/​or (ii) not “related to the imprisonment.” VADOC recognizes as much, conceding that if portions of the recordings do not “relate to” an inmate’s imprisonment, those portions would be subject to redaction and release.</w:t>
-      </w:r>
-      <w:r>
-        <w:t xml:space="preserve"> </w:t>
-      </w:r>
-      <w:r>
-        <w:rPr>
-          <w:i/>
-          <w:iCs/>
-        </w:rPr>
-        <w:t xml:space="preserve">See</w:t>
-      </w:r>
-      <w:r>
-        <w:t xml:space="preserve"> </w:t>
-      </w:r>
-      <w:r>
-        <w:t xml:space="preserve">Appellee Br. 24, n.6. But contrary to VADOC’s assertion, Appellants have not abandoned any argument with respect to redaction.</w:t>
+        <w:t xml:space="preserve">03</w:t>
+      </w:r>
+      <w:r>
+        <w:noBreakHyphen/>
+      </w:r>
+      <w:r>
+        <w:t xml:space="preserve">19</w:t>
+      </w:r>
+      <w:r>
+        <w:t xml:space="preserve"> </w:t>
+      </w:r>
+      <w:r>
+        <w:t xml:space="preserve">(Apr. 3, 2019) (“FOIA allows for the redaction or removal of exempt information from a record that would otherwise be nonexempt, if that information were not present.”) (emphasis added). In the case of student test scores, redaction was not sufficient; even without a name attached, a score remained specific scholastic information regarding a particular student’s academic work.</w:t>
       </w:r>
       <w:r>
         <w:t xml:space="preserve"> </w:t>
@@ -7005,23 +6980,10 @@
         <w:t xml:space="preserve">Id.</w:t>
       </w:r>
       <w:r>
-        <w:t xml:space="preserve"> </w:t>
-      </w:r>
-      <w:r>
-        <w:t xml:space="preserve">While Appellants do not press their prior textual argument that execution is distinct from imprisonment as a matter of law, R.55, to the extent an exemption applies, the lower court must still take evidence to determine what portions of the tapes can be properly exempted. This includes a determination of which portions relate to imprisonment and which do not. That process has not happened yet because, as explained</w:t>
-      </w:r>
-      <w:r>
-        <w:t xml:space="preserve"> </w:t>
-      </w:r>
-      <w:r>
-        <w:rPr>
-          <w:i/>
-          <w:iCs/>
-        </w:rPr>
-        <w:t xml:space="preserve">supra</w:t>
-      </w:r>
-      <w:r>
-        <w:t xml:space="preserve">, the circuit court directed VADOC to only present legal argument.</w:t>
+        <w:rPr>
+          <w:rStyle w:val="FootnoteReference"/>
+        </w:rPr>
+        <w:footnoteReference w:id="26"/>
       </w:r>
     </w:p>
     <w:p>
@@ -7029,41 +6991,7 @@
         <w:pStyle w:val="BodyTextNote"/>
       </w:pPr>
       <w:r>
-        <w:t xml:space="preserve">The FOIA Advisory Council did not opine that exemptions may be “categorical” in the sense meant by VADOC.</w:t>
-      </w:r>
-      <w:r>
-        <w:t xml:space="preserve"> </w:t>
-      </w:r>
-      <w:r>
-        <w:rPr>
-          <w:i/>
-          <w:iCs/>
-        </w:rPr>
-        <w:t xml:space="preserve">See</w:t>
-      </w:r>
-      <w:r>
-        <w:t xml:space="preserve"> </w:t>
-      </w:r>
-      <w:r>
-        <w:t xml:space="preserve">Appellee Br. 25. Rather, that body’s nonbinding opinion about school records suggests that wholesale withholding is only appropriate if even near-total redaction would still lead to the disclosure of exempt portions of a record. FOIA Advisory Opinion AO</w:t>
-      </w:r>
-      <w:r>
-        <w:noBreakHyphen/>
-      </w:r>
-      <w:r>
-        <w:t xml:space="preserve">03</w:t>
-      </w:r>
-      <w:r>
-        <w:noBreakHyphen/>
-      </w:r>
-      <w:r>
-        <w:t xml:space="preserve">19</w:t>
-      </w:r>
-      <w:r>
-        <w:t xml:space="preserve"> </w:t>
-      </w:r>
-      <w:r>
-        <w:t xml:space="preserve">(Apr. 3, 2019) (“FOIA allows for the redaction or removal of exempt information from a record that would otherwise be nonexempt, if that information were not present.”) (emphasis added). In the case of student test scores, redaction was not sufficient; even without a name attached, a score remained specific scholastic information regarding a particular student’s academic work.</w:t>
+        <w:t xml:space="preserve">But in this case, even under VADOC’s asserted statutory construction, a factfinding court would reach the opposite result. The recordings obtained by Ms. Eisner, R.18, show that VADOC’s recordings contain ample information not about an inmate at all, nor that inmate’s imprisonment. Opening Br. 6–7, 12, 17. Rather, they contain information about VADOC and the actions it took.</w:t>
       </w:r>
       <w:r>
         <w:t xml:space="preserve"> </w:t>
@@ -7079,43 +7007,13 @@
         <w:rPr>
           <w:rStyle w:val="FootnoteReference"/>
         </w:rPr>
-        <w:footnoteReference w:id="26"/>
-      </w:r>
-    </w:p>
-    <w:p>
-      <w:pPr>
-        <w:pStyle w:val="BodyTextNote"/>
-      </w:pPr>
-      <w:r>
-        <w:t xml:space="preserve">But in this case, even under VADOC’s asserted statutory construction, a factfinding court would reach the opposite result. The recordings obtained by Ms. Eisner, R.18, show that VADOC’s recordings contain ample information not about an inmate at all, nor that inmate’s imprisonment. Opening Br. 6–7, 12, 17. Rather, they contain information about VADOC and the actions it took.</w:t>
-      </w:r>
-      <w:r>
-        <w:t xml:space="preserve"> </w:t>
-      </w:r>
-      <w:r>
-        <w:rPr>
-          <w:i/>
-          <w:iCs/>
-        </w:rPr>
-        <w:t xml:space="preserve">Id.</w:t>
-      </w:r>
-      <w:r>
-        <w:rPr>
-          <w:rStyle w:val="FootnoteReference"/>
-        </w:rPr>
         <w:footnoteReference w:id="27"/>
       </w:r>
       <w:r>
         <w:t xml:space="preserve"> </w:t>
       </w:r>
       <w:r>
-        <w:t xml:space="preserve">In sum, it is clear that “entire content” of the requested recordings cannot be exempted by the Records of Persons Imprisoned Exemption. Va. Code § 2.2</w:t>
-      </w:r>
-      <w:r>
-        <w:noBreakHyphen/>
-      </w:r>
-      <w:r>
-        <w:t xml:space="preserve">3704.01.</w:t>
+        <w:t xml:space="preserve">In sum, it is clear that “entire content” of the requested recordings cannot be exempted by the Records of Persons Imprisoned Exemption. Va. Code § 2.2-⁠3704.01.</w:t>
       </w:r>
     </w:p>
     <w:p>
@@ -7494,79 +7392,147 @@
         <w:t xml:space="preserve">Hawkins</w:t>
       </w:r>
       <w:r>
-        <w:t xml:space="preserve">, 301 Va. 416, precludes application of Va. Code § 2.2</w:t>
+        <w:t xml:space="preserve">, 301 Va. 416, precludes application of Va. Code § 2.2-⁠3705.1(1)</w:t>
+      </w:r>
+      <w:r>
+        <w:t xml:space="preserve"> </w:t>
+      </w:r>
+      <w:r>
+        <w:t xml:space="preserve">(the “Personnel Information Exemption”) is not impacted by</w:t>
+      </w:r>
+      <w:r>
+        <w:t xml:space="preserve"> </w:t>
+      </w:r>
+      <w:r>
+        <w:rPr>
+          <w:i/>
+          <w:iCs/>
+        </w:rPr>
+        <w:t xml:space="preserve">ACLU v. Federal</w:t>
+      </w:r>
+      <w:r>
+        <w:rPr>
+          <w:i/>
+          <w:iCs/>
+        </w:rPr>
+        <w:t xml:space="preserve"> </w:t>
+      </w:r>
+      <w:r>
+        <w:rPr>
+          <w:i/>
+          <w:iCs/>
+        </w:rPr>
+        <w:t xml:space="preserve">Bureau of Prisons</w:t>
+      </w:r>
+      <w:r>
+        <w:t xml:space="preserve">, No. 20</w:t>
       </w:r>
       <w:r>
         <w:noBreakHyphen/>
       </w:r>
       <w:r>
-        <w:t xml:space="preserve">3705.1(1)</w:t>
-      </w:r>
-      <w:r>
-        <w:t xml:space="preserve"> </w:t>
-      </w:r>
-      <w:r>
-        <w:t xml:space="preserve">(the “Personnel Information Exemption”) is not impacted by</w:t>
-      </w:r>
-      <w:r>
-        <w:t xml:space="preserve"> </w:t>
-      </w:r>
-      <w:r>
-        <w:rPr>
-          <w:i/>
-          <w:iCs/>
-        </w:rPr>
-        <w:t xml:space="preserve">ACLU v. Federal</w:t>
-      </w:r>
-      <w:r>
-        <w:rPr>
-          <w:i/>
-          <w:iCs/>
-        </w:rPr>
-        <w:t xml:space="preserve"> </w:t>
-      </w:r>
-      <w:r>
-        <w:rPr>
-          <w:i/>
-          <w:iCs/>
-        </w:rPr>
-        <w:t xml:space="preserve">Bureau of Prisons</w:t>
-      </w:r>
-      <w:r>
-        <w:t xml:space="preserve">, No. 20</w:t>
+        <w:t xml:space="preserve">2320, 2022 U.S. Dist. LEXIS 213748 (D.D.C. Nov. 28, 2022), or</w:t>
+      </w:r>
+      <w:r>
+        <w:t xml:space="preserve"> </w:t>
+      </w:r>
+      <w:r>
+        <w:rPr>
+          <w:i/>
+          <w:iCs/>
+        </w:rPr>
+        <w:t xml:space="preserve">Cameranesi</w:t>
+      </w:r>
+      <w:r>
+        <w:rPr>
+          <w:i/>
+          <w:iCs/>
+        </w:rPr>
+        <w:t xml:space="preserve"> </w:t>
+      </w:r>
+      <w:r>
+        <w:rPr>
+          <w:i/>
+          <w:iCs/>
+        </w:rPr>
+        <w:t xml:space="preserve">v. U.S. Department of Defense</w:t>
+      </w:r>
+      <w:r>
+        <w:t xml:space="preserve">, 856 F.3d 626, 638 (9th Cir. 2017).</w:t>
+      </w:r>
+      <w:r>
+        <w:t xml:space="preserve"> </w:t>
+      </w:r>
+      <w:r>
+        <w:rPr>
+          <w:i/>
+          <w:iCs/>
+        </w:rPr>
+        <w:t xml:space="preserve">See</w:t>
+      </w:r>
+      <w:r>
+        <w:t xml:space="preserve"> </w:t>
+      </w:r>
+      <w:r>
+        <w:t xml:space="preserve">Appellee Br. 37. These cases involved application of federal FOIA exemptions 5 U.S.C. § 552(b)⁠(6)</w:t>
+      </w:r>
+      <w:r>
+        <w:t xml:space="preserve"> </w:t>
+      </w:r>
+      <w:r>
+        <w:t xml:space="preserve">and (b)⁠(7), which are different in substance, subject to different binding appellate authority, and require a less substantial evidentiary showing than VFOIA’s Personnel Information Exemption.</w:t>
+      </w:r>
+      <w:r>
+        <w:t xml:space="preserve"> </w:t>
+      </w:r>
+      <w:r>
+        <w:rPr>
+          <w:i/>
+          <w:iCs/>
+        </w:rPr>
+        <w:t xml:space="preserve">Compare Hawkins</w:t>
+      </w:r>
+      <w:r>
+        <w:t xml:space="preserve">, 301 Va. at 432 (accord Va. Code §§ 2.2-⁠3705.1(1)</w:t>
+      </w:r>
+      <w:r>
+        <w:t xml:space="preserve"> </w:t>
+      </w:r>
+      <w:r>
+        <w:t xml:space="preserve">and 2.2</w:t>
       </w:r>
       <w:r>
         <w:noBreakHyphen/>
       </w:r>
       <w:r>
-        <w:t xml:space="preserve">2320, 2022 U.S. Dist. LEXIS 213748 (D.D.C. Nov. 28, 2022), or</w:t>
-      </w:r>
-      <w:r>
-        <w:t xml:space="preserve"> </w:t>
-      </w:r>
-      <w:r>
-        <w:rPr>
-          <w:i/>
-          <w:iCs/>
-        </w:rPr>
-        <w:t xml:space="preserve">Cameranesi</w:t>
-      </w:r>
-      <w:r>
-        <w:rPr>
-          <w:i/>
-          <w:iCs/>
-        </w:rPr>
-        <w:t xml:space="preserve"> </w:t>
-      </w:r>
-      <w:r>
-        <w:rPr>
-          <w:i/>
-          <w:iCs/>
-        </w:rPr>
-        <w:t xml:space="preserve">v. U.S. Department of Defense</w:t>
-      </w:r>
-      <w:r>
-        <w:t xml:space="preserve">, 856 F.3d 626, 638 (9th Cir. 2017).</w:t>
+        <w:t xml:space="preserve">3713(E))</w:t>
+      </w:r>
+      <w:r>
+        <w:t xml:space="preserve"> </w:t>
+      </w:r>
+      <w:r>
+        <w:t xml:space="preserve">(agency must demonstrate by preponderance of evidence that certain individual’s information is “in the possession of the [public] entity solely because of the individual’s employment relationship with the entity, and ⁠. ⁠. ⁠. are private, but for the individual’s employment with the entity”)</w:t>
+      </w:r>
+      <w:r>
+        <w:t xml:space="preserve"> </w:t>
+      </w:r>
+      <w:r>
+        <w:rPr>
+          <w:i/>
+          <w:iCs/>
+        </w:rPr>
+        <w:t xml:space="preserve">with Cameranesi</w:t>
+      </w:r>
+      <w:r>
+        <w:t xml:space="preserve">, 856 F.3d at 637 (court may rely on agency’s assessment of “the potential” for “possible embarrassment and retaliatory action”).</w:t>
+      </w:r>
+    </w:p>
+    <w:p>
+      <w:pPr>
+        <w:pStyle w:val="BodyText"/>
+      </w:pPr>
+      <w:r>
+        <w:t xml:space="preserve">Finally, HIPAA and federal regulations involving health records have no relevance here.</w:t>
       </w:r>
       <w:r>
         <w:t xml:space="preserve"> </w:t>
@@ -7582,93 +7548,7 @@
         <w:t xml:space="preserve"> </w:t>
       </w:r>
       <w:r>
-        <w:t xml:space="preserve">Appellee Br. 37. These cases involved application of federal FOIA exemptions 5 U.S.C. § 552(b)⁠(6)</w:t>
-      </w:r>
-      <w:r>
-        <w:t xml:space="preserve"> </w:t>
-      </w:r>
-      <w:r>
-        <w:t xml:space="preserve">and (b)⁠(7), which are different in substance, subject to different binding appellate authority, and require a less substantial evidentiary showing than VFOIA’s Personnel Information Exemption.</w:t>
-      </w:r>
-      <w:r>
-        <w:t xml:space="preserve"> </w:t>
-      </w:r>
-      <w:r>
-        <w:rPr>
-          <w:i/>
-          <w:iCs/>
-        </w:rPr>
-        <w:t xml:space="preserve">Compare Hawkins</w:t>
-      </w:r>
-      <w:r>
-        <w:t xml:space="preserve">, 301 Va. at 432 (accord Va. Code §§ 2.2</w:t>
-      </w:r>
-      <w:r>
-        <w:noBreakHyphen/>
-      </w:r>
-      <w:r>
-        <w:t xml:space="preserve">3705.1(1)</w:t>
-      </w:r>
-      <w:r>
-        <w:t xml:space="preserve"> </w:t>
-      </w:r>
-      <w:r>
-        <w:t xml:space="preserve">and 2.2</w:t>
-      </w:r>
-      <w:r>
-        <w:noBreakHyphen/>
-      </w:r>
-      <w:r>
-        <w:t xml:space="preserve">3713(E))</w:t>
-      </w:r>
-      <w:r>
-        <w:t xml:space="preserve"> </w:t>
-      </w:r>
-      <w:r>
-        <w:t xml:space="preserve">(agency must demonstrate by preponderance of evidence that certain individual’s information is “in the possession of the [public] entity solely because of the individual’s employment relationship with the entity, and . . . are private, but for the individual’s employment with the entity”)</w:t>
-      </w:r>
-      <w:r>
-        <w:t xml:space="preserve"> </w:t>
-      </w:r>
-      <w:r>
-        <w:rPr>
-          <w:i/>
-          <w:iCs/>
-        </w:rPr>
-        <w:t xml:space="preserve">with Cameranesi</w:t>
-      </w:r>
-      <w:r>
-        <w:t xml:space="preserve">, 856 F.3d at 637 (court may rely on agency’s assessment of “the potential” for “possible embarrassment and retaliatory action”).</w:t>
-      </w:r>
-    </w:p>
-    <w:p>
-      <w:pPr>
-        <w:pStyle w:val="BodyText"/>
-      </w:pPr>
-      <w:r>
-        <w:t xml:space="preserve">Finally, HIPAA and federal regulations involving health records have no relevance here.</w:t>
-      </w:r>
-      <w:r>
-        <w:t xml:space="preserve"> </w:t>
-      </w:r>
-      <w:r>
-        <w:rPr>
-          <w:i/>
-          <w:iCs/>
-        </w:rPr>
-        <w:t xml:space="preserve">See</w:t>
-      </w:r>
-      <w:r>
-        <w:t xml:space="preserve"> </w:t>
-      </w:r>
-      <w:r>
-        <w:t xml:space="preserve">Appellee Br. 38 n.10. Appellants do not argue that legitimate health records become “un-exempt” after an individual’s death. Rather, Va. Code § 2.2</w:t>
-      </w:r>
-      <w:r>
-        <w:noBreakHyphen/>
-      </w:r>
-      <w:r>
-        <w:t xml:space="preserve">3705.5(1)</w:t>
+        <w:t xml:space="preserve">Appellee Br. 38 n.10. Appellants do not argue that legitimate health records become “un-exempt” after an individual’s death. Rather, Va. Code § 2.2-⁠3705.5(1)</w:t>
       </w:r>
       <w:r>
         <w:t xml:space="preserve"> </w:t>
@@ -9235,7 +9115,7 @@
         <w:t xml:space="preserve"> </w:t>
       </w:r>
       <w:r>
-        <w:t xml:space="preserve">Available at https://www.opengovva.org/​lee-bhm-v-school-board-city-richmondcircuit-ct.</w:t>
+        <w:t xml:space="preserve">Available at https://​www.​opengovva.​org/​lee-​bhm-​v-​school-​board-​city-​richmondcircuit-​ct.</w:t>
       </w:r>
     </w:p>
   </w:footnote>
@@ -9254,13 +9134,7 @@
         <w:t xml:space="preserve"> </w:t>
       </w:r>
       <w:r>
-        <w:t xml:space="preserve">The same logic holds for the “records of” parolees exempted by Va. Code § 2.2</w:t>
-      </w:r>
-      <w:r>
-        <w:noBreakHyphen/>
-      </w:r>
-      <w:r>
-        <w:t xml:space="preserve">3706(B)⁠(6).</w:t>
+        <w:t xml:space="preserve">The same logic holds for the “records of” parolees exempted by Va. Code § 2.2-⁠3706(B)⁠(6).</w:t>
       </w:r>
       <w:r>
         <w:t xml:space="preserve"> </w:t>
@@ -9298,7 +9172,7 @@
         <w:t xml:space="preserve"> </w:t>
       </w:r>
       <w:r>
-        <w:t xml:space="preserve">(May 1, 2023), https://perma.cc/6KRJ-GPVX.</w:t>
+        <w:t xml:space="preserve">(May 1, 2023), https://​perma.​cc/​6KRJ-​GPVX.</w:t>
       </w:r>
     </w:p>
   </w:footnote>
@@ -9323,7 +9197,7 @@
         <w:t xml:space="preserve"> </w:t>
       </w:r>
       <w:r>
-        <w:t xml:space="preserve">at 20 (Mar. 1, 2021), https://perma.cc/​C2RT-R5AS.</w:t>
+        <w:t xml:space="preserve">at 20 (Mar. 1, 2021), https://​perma.​cc/​C2RT-​R5AS.</w:t>
       </w:r>
     </w:p>
   </w:footnote>
@@ -9348,7 +9222,7 @@
         <w:t xml:space="preserve"> </w:t>
       </w:r>
       <w:r>
-        <w:t xml:space="preserve">at 7 (Mar. 1, 2023), https://perma.cc/​CK66WB98.</w:t>
+        <w:t xml:space="preserve">at 7 (Mar. 1, 2023), https://​perma.​cc/​CK66WB98.</w:t>
       </w:r>
     </w:p>
   </w:footnote>
@@ -9435,13 +9309,7 @@
         <w:noBreakHyphen/>
       </w:r>
       <w:r>
-        <w:t xml:space="preserve">5564 (Norfolk Cir. Ct. Nov. 29, 2021), available at R.111–14, held only that certain records of a deceased inmate may still be subject to Va. Code § 2.2</w:t>
-      </w:r>
-      <w:r>
-        <w:noBreakHyphen/>
-      </w:r>
-      <w:r>
-        <w:t xml:space="preserve">3706(B)⁠(4).</w:t>
+        <w:t xml:space="preserve">5564 (Norfolk Cir. Ct. Nov. 29, 2021), available at R.111–14, held only that certain records of a deceased inmate may still be subject to Va. Code § 2.2-⁠3706(B)⁠(4).</w:t>
       </w:r>
       <w:r>
         <w:t xml:space="preserve"> </w:t>
@@ -9564,19 +9432,7 @@
         <w:t xml:space="preserve"> </w:t>
       </w:r>
       <w:r>
-        <w:t xml:space="preserve">Available at https://vadoc.virginia.gov/​media/1940/​vadoc-monthly-populationreport</w:t>
-      </w:r>
-      <w:r>
-        <w:noBreakHyphen/>
-      </w:r>
-      <w:r>
-        <w:t xml:space="preserve">2024</w:t>
-      </w:r>
-      <w:r>
-        <w:noBreakHyphen/>
-      </w:r>
-      <w:r>
-        <w:t xml:space="preserve">01.pdf.</w:t>
+        <w:t xml:space="preserve">Available at https://​vadoc.​virginia.​gov/​media/​1940/​vadoc-​monthly-​populationreport-⁠2024-⁠01.​pdf.</w:t>
       </w:r>
     </w:p>
   </w:footnote>
@@ -9595,7 +9451,7 @@
         <w:t xml:space="preserve"> </w:t>
       </w:r>
       <w:r>
-        <w:t xml:space="preserve">The affidavits are included in the appellate record because they are “documents and exhibits filed or lodged in the office of the clerk of the trial court,” Va. R. S. Ct. 5A:7(a)⁠(1), not as “exhibit[s] offered into evidence . . . and initialed by the trial judge,” Va. R. S. Ct. 5A:7(a)⁠(3). The suggestion that Appellants could have objected to the inclusion of part of a responsive brief in the appellate record is incorrect and unsupported.</w:t>
+        <w:t xml:space="preserve">The affidavits are included in the appellate record because they are “documents and exhibits filed or lodged in the office of the clerk of the trial court,” Va. R. S. Ct. 5A:7(a)⁠(1), not as “exhibit[s] offered into evidence ⁠. ⁠. ⁠. and initialed by the trial judge,” Va. R. S. Ct. 5A:7(a)⁠(3). The suggestion that Appellants could have objected to the inclusion of part of a responsive brief in the appellate record is incorrect and unsupported.</w:t>
       </w:r>
       <w:r>
         <w:t xml:space="preserve"> </w:t>
@@ -9691,7 +9547,7 @@
         <w:t xml:space="preserve"> </w:t>
       </w:r>
       <w:r>
-        <w:t xml:space="preserve">R.168:12–16 (“Well, does it matter . . . whether these individuals are available or not?”); R.171:7–12 (“[F]rom the Court’s point of view, as to most of the arguments made by . . . the Department, they’re all legal. There isn’t any factual basis for anything . . . .”) (emphasis added); R.172:19–73:6 (“I don’t think that’s a factual determination at all . . . . [It’s] just a matter of applying the existing statute in the law.”).</w:t>
+        <w:t xml:space="preserve">R.168:12–16 (“Well, does it matter ⁠. ⁠. ⁠. whether these individuals are available or not?”); R.171:7–12 (“[F]rom the Court’s point of view, as to most of the arguments made by ⁠. ⁠. ⁠. the Department, they’re all legal. There isn’t any factual basis for anything ⁠. ⁠. ⁠. ⁠.”) (emphasis added); R.172:19–73:6 (“I don’t think that’s a factual determination at all ⁠. ⁠. ⁠. ⁠. [It’s] just a matter of applying the existing statute in the law.”).</w:t>
       </w:r>
     </w:p>
   </w:footnote>
@@ -9726,13 +9582,7 @@
         <w:t xml:space="preserve"> </w:t>
       </w:r>
       <w:r>
-        <w:t xml:space="preserve">Appellee Br. 19, is incorrect—the affidavits were never offered and thus could not be struck. Appellants did file a Motion to Strike pursuant to Va. Code § 8.01</w:t>
-      </w:r>
-      <w:r>
-        <w:noBreakHyphen/>
-      </w:r>
-      <w:r>
-        <w:t xml:space="preserve">274, R.149–51; 205:1–17, but contrary to VADOC’s suggestion, that filing had nothing to with Appellants’ (separate) objection to the affidavits.</w:t>
+        <w:t xml:space="preserve">Appellee Br. 19, is incorrect—the affidavits were never offered and thus could not be struck. Appellants did file a Motion to Strike pursuant to Va. Code § 8.01-⁠274, R.149–51; 205:1–17, but contrary to VADOC’s suggestion, that filing had nothing to with Appellants’ (separate) objection to the affidavits.</w:t>
       </w:r>
     </w:p>
   </w:footnote>
@@ -9786,13 +9636,7 @@
         <w:t xml:space="preserve"> </w:t>
       </w:r>
       <w:r>
-        <w:t xml:space="preserve">VADOC’s acknowledgment that Mr. Fulmer was “present,” Appellee Br. 20 n.4, only makes matters worse, given that the circuit court was required to find that VADOC carried its burden to prove “by a preponderance of the evidence” that the asserted exemption applied. Va. Code § 2.2</w:t>
-      </w:r>
-      <w:r>
-        <w:noBreakHyphen/>
-      </w:r>
-      <w:r>
-        <w:t xml:space="preserve">3713(E).</w:t>
+        <w:t xml:space="preserve">VADOC’s acknowledgment that Mr. Fulmer was “present,” Appellee Br. 20 n.4, only makes matters worse, given that the circuit court was required to find that VADOC carried its burden to prove “by a preponderance of the evidence” that the asserted exemption applied. Va. Code § 2.2-⁠3713(E).</w:t>
       </w:r>
     </w:p>
   </w:footnote>
@@ -9930,7 +9774,7 @@
         <w:t xml:space="preserve"> </w:t>
       </w:r>
       <w:r>
-        <w:t xml:space="preserve">Notably, the exemption at issue in that Advisory Opinion involved “records . . . concerning identifiable individuals,” not “records of students.”</w:t>
+        <w:t xml:space="preserve">Notably, the exemption at issue in that Advisory Opinion involved “records ⁠. ⁠. ⁠. concerning identifiable individuals,” not “records of students.”</w:t>
       </w:r>
       <w:r>
         <w:t xml:space="preserve"> </w:t>
@@ -10815,6 +10659,7 @@
     <w:unhideWhenUsed/>
     <w:qFormat/>
     <w:pPr>
+      <w:keepLines/>
       <w:spacing w:before="0" w:after="140" w:line="322" w:lineRule="exact"/>
     </w:pPr>
     <w:rPr>
@@ -11065,6 +10910,33 @@
     <w:pPr>
       <w:spacing w:before="0" w:after="0" w:line="322" w:lineRule="exact"/>
       <w:ind w:left="2160" w:hanging="720"/>
+    </w:pPr>
+  </w:style>
+  <w:style w:type="paragraph" w:customStyle="1" w:styleId="XdQuoteList1">
+    <w:name w:val="Xd Quote List 1"/>
+    <w:basedOn w:val="Normal"/>
+    <w:qFormat/>
+    <w:pPr>
+      <w:spacing w:before="0" w:after="0" w:line="322" w:lineRule="exact"/>
+      <w:ind w:left="1440" w:right="720" w:hanging="720"/>
+    </w:pPr>
+  </w:style>
+  <w:style w:type="paragraph" w:customStyle="1" w:styleId="XdQuoteList2">
+    <w:name w:val="Xd Quote List 2"/>
+    <w:basedOn w:val="Normal"/>
+    <w:qFormat/>
+    <w:pPr>
+      <w:spacing w:before="0" w:after="0" w:line="322" w:lineRule="exact"/>
+      <w:ind w:left="2160" w:right="720" w:hanging="720"/>
+    </w:pPr>
+  </w:style>
+  <w:style w:type="paragraph" w:customStyle="1" w:styleId="XdQuoteList3">
+    <w:name w:val="Xd Quote List 3"/>
+    <w:basedOn w:val="Normal"/>
+    <w:qFormat/>
+    <w:pPr>
+      <w:spacing w:before="0" w:after="0" w:line="322" w:lineRule="exact"/>
+      <w:ind w:left="2880" w:right="720" w:hanging="720"/>
     </w:pPr>
   </w:style>
   <w:style w:type="paragraph" w:customStyle="1" w:styleId="XdQuoteOnly">

--- a/courts/fourth-circuit/virginia/state/court-of-appeals/reply-brief/usage/OUTPUT-reply-brief.docx
+++ b/courts/fourth-circuit/virginia/state/court-of-appeals/reply-brief/usage/OUTPUT-reply-brief.docx
@@ -4328,7 +4328,7 @@
         <w:tab/>
       </w:r>
       <w:r>
-        <w:t xml:space="preserve">9, 14</w:t>
+        <w:t xml:space="preserve">9, 10, 14</w:t>
       </w:r>
     </w:p>
     <w:p>

--- a/courts/fourth-circuit/virginia/state/court-of-appeals/reply-brief/usage/OUTPUT-reply-brief.docx
+++ b/courts/fourth-circuit/virginia/state/court-of-appeals/reply-brief/usage/OUTPUT-reply-brief.docx
@@ -7575,7 +7575,7 @@
     </w:p>
     <w:p>
       <w:pPr>
-        <w:pStyle w:val="BodyText"/>
+        <w:pStyle w:val="BodyTextKeep"/>
       </w:pPr>
       <w:r>
         <w:t xml:space="preserve">Appellants respectfully ask this Court to reverse the circuit court and order VADOC to produce the requested records and pay Appellants’ costs. In the alternative, to the extent necessary, the Court should vacate and remand for factfinding.</w:t>
@@ -7583,6 +7583,8 @@
     </w:p>
     <w:p>
       <w:pPr>
+        <w:keepNext/>
+        <w:keepLines/>
         <w:spacing w:before="0" w:after="0" w:line="432" w:lineRule="exact"/>
       </w:pPr>
     </w:p>
@@ -10858,6 +10860,15 @@
       <w:ind w:firstLine="0"/>
     </w:pPr>
   </w:style>
+  <w:style w:type="paragraph" w:customStyle="1" w:styleId="BodyTextKeep">
+    <w:name w:val="Body Text Keep"/>
+    <w:basedOn w:val="BodyText"/>
+    <w:qFormat/>
+    <w:pPr>
+      <w:keepNext/>
+      <w:keepLines/>
+    </w:pPr>
+  </w:style>
   <w:style w:type="paragraph" w:customStyle="1" w:styleId="XdList1">
     <w:name w:val="XdList 1"/>
     <w:basedOn w:val="Normal"/>
